--- a/WEEK-2/Module-5/Spring Core_Maven with outputs.docx
+++ b/WEEK-2/Module-5/Spring Core_Maven with outputs.docx
@@ -230,21 +230,12 @@
         <w:t xml:space="preserve">Create a package </w:t>
       </w:r>
       <w:proofErr w:type="spellStart"/>
-      <w:proofErr w:type="gramStart"/>
-      <w:r>
-        <w:rPr>
-          <w:b/>
-          <w:bCs/>
-        </w:rPr>
-        <w:t>com.library</w:t>
-      </w:r>
-      <w:proofErr w:type="gramEnd"/>
-      <w:r>
-        <w:rPr>
-          <w:b/>
-          <w:bCs/>
-        </w:rPr>
-        <w:t>.service</w:t>
+      <w:r>
+        <w:rPr>
+          <w:b/>
+          <w:bCs/>
+        </w:rPr>
+        <w:t>com.library.service</w:t>
       </w:r>
       <w:proofErr w:type="spellEnd"/>
       <w:r>
@@ -273,21 +264,12 @@
         <w:t xml:space="preserve">Create a package </w:t>
       </w:r>
       <w:proofErr w:type="spellStart"/>
-      <w:proofErr w:type="gramStart"/>
-      <w:r>
-        <w:rPr>
-          <w:b/>
-          <w:bCs/>
-        </w:rPr>
-        <w:t>com.library</w:t>
-      </w:r>
-      <w:proofErr w:type="gramEnd"/>
-      <w:r>
-        <w:rPr>
-          <w:b/>
-          <w:bCs/>
-        </w:rPr>
-        <w:t>.repository</w:t>
+      <w:r>
+        <w:rPr>
+          <w:b/>
+          <w:bCs/>
+        </w:rPr>
+        <w:t>com.library.repository</w:t>
       </w:r>
       <w:proofErr w:type="spellEnd"/>
       <w:r>
@@ -1129,6 +1111,9 @@
     </w:p>
     <w:p>
       <w:r>
+        <w:rPr>
+          <w:noProof/>
+        </w:rPr>
         <w:drawing>
           <wp:inline distT="0" distB="0" distL="0" distR="0" wp14:anchorId="1E1DA3C3" wp14:editId="72202C28">
             <wp:extent cx="2217612" cy="845893"/>
@@ -1191,6 +1176,9 @@
     </w:p>
     <w:p>
       <w:r>
+        <w:rPr>
+          <w:noProof/>
+        </w:rPr>
         <w:lastRenderedPageBreak/>
         <w:drawing>
           <wp:inline distT="0" distB="0" distL="0" distR="0" wp14:anchorId="2E815C90" wp14:editId="69239ED3">
@@ -1248,6 +1236,9 @@
     </w:p>
     <w:p>
       <w:r>
+        <w:rPr>
+          <w:noProof/>
+        </w:rPr>
         <w:drawing>
           <wp:inline distT="0" distB="0" distL="0" distR="0" wp14:anchorId="02AD614B" wp14:editId="109733F9">
             <wp:extent cx="3672840" cy="1878780"/>
@@ -1292,6 +1283,9 @@
     </w:p>
     <w:p>
       <w:r>
+        <w:rPr>
+          <w:noProof/>
+        </w:rPr>
         <w:drawing>
           <wp:inline distT="0" distB="0" distL="0" distR="0" wp14:anchorId="4623E6C6" wp14:editId="0CFEDF7E">
             <wp:extent cx="5654040" cy="3478805"/>
@@ -1559,35 +1553,22 @@
     </w:p>
     <w:p>
       <w:r>
-        <w:t xml:space="preserve">1.defined </w:t>
-      </w:r>
-      <w:proofErr w:type="gramStart"/>
-      <w:r>
-        <w:t xml:space="preserve">beans  </w:t>
+        <w:t xml:space="preserve">1.defined beans  for </w:t>
       </w:r>
       <w:proofErr w:type="spellStart"/>
       <w:r>
-        <w:t>for</w:t>
+        <w:t>BookService</w:t>
       </w:r>
       <w:proofErr w:type="spellEnd"/>
-      <w:proofErr w:type="gramEnd"/>
-      <w:r>
-        <w:t xml:space="preserve"> </w:t>
+      <w:r>
+        <w:t xml:space="preserve"> and </w:t>
       </w:r>
       <w:proofErr w:type="spellStart"/>
       <w:r>
-        <w:t>BookService</w:t>
+        <w:t>BookRepository</w:t>
       </w:r>
       <w:proofErr w:type="spellEnd"/>
       <w:r>
-        <w:t xml:space="preserve"> and </w:t>
-      </w:r>
-      <w:proofErr w:type="spellStart"/>
-      <w:r>
-        <w:t>BookRepository</w:t>
-      </w:r>
-      <w:proofErr w:type="spellEnd"/>
-      <w:r>
         <w:t xml:space="preserve"> in the XML file</w:t>
       </w:r>
       <w:r>
@@ -1596,6 +1577,9 @@
     </w:p>
     <w:p>
       <w:r>
+        <w:rPr>
+          <w:noProof/>
+        </w:rPr>
         <w:drawing>
           <wp:inline distT="0" distB="0" distL="0" distR="0" wp14:anchorId="37705538" wp14:editId="3302B512">
             <wp:extent cx="2757927" cy="1043940"/>
@@ -1635,10 +1619,7 @@
     </w:p>
     <w:p>
       <w:r>
-        <w:t xml:space="preserve">2. </w:t>
-      </w:r>
-      <w:r>
-        <w:t xml:space="preserve">the </w:t>
+        <w:t xml:space="preserve">2. the </w:t>
       </w:r>
       <w:proofErr w:type="spellStart"/>
       <w:r>
@@ -1659,6 +1640,9 @@
     </w:p>
     <w:p>
       <w:r>
+        <w:rPr>
+          <w:noProof/>
+        </w:rPr>
         <w:drawing>
           <wp:inline distT="0" distB="0" distL="0" distR="0" wp14:anchorId="3D1D2C9E" wp14:editId="4D3CD96B">
             <wp:extent cx="2811780" cy="1374348"/>
@@ -1704,6 +1688,9 @@
     </w:p>
     <w:p>
       <w:r>
+        <w:rPr>
+          <w:noProof/>
+        </w:rPr>
         <w:lastRenderedPageBreak/>
         <w:drawing>
           <wp:inline distT="0" distB="0" distL="0" distR="0" wp14:anchorId="07B811F4" wp14:editId="2B02DE8E">
@@ -1856,7 +1843,6 @@
         <w:t xml:space="preserve"> to include component scanning for the </w:t>
       </w:r>
       <w:proofErr w:type="spellStart"/>
-      <w:proofErr w:type="gramStart"/>
       <w:r>
         <w:rPr>
           <w:b/>
@@ -1865,7 +1851,6 @@
         <w:t>com.library</w:t>
       </w:r>
       <w:proofErr w:type="spellEnd"/>
-      <w:proofErr w:type="gramEnd"/>
       <w:r>
         <w:t xml:space="preserve"> package.</w:t>
       </w:r>
@@ -2645,7 +2630,6 @@
       <w:r>
         <w:t xml:space="preserve">Configure database connection properties in </w:t>
       </w:r>
-      <w:proofErr w:type="gramStart"/>
       <w:r>
         <w:rPr>
           <w:b/>
@@ -2653,7 +2637,6 @@
         </w:rPr>
         <w:t>application.properties</w:t>
       </w:r>
-      <w:proofErr w:type="gramEnd"/>
       <w:r>
         <w:t>.</w:t>
       </w:r>
